--- a/templates/act_replace_ct.docx
+++ b/templates/act_replace_ct.docx
@@ -467,14 +467,61 @@
         <w:rPr>
           <w:sz w:val="24"/>
           <w:szCs w:val="24"/>
+          <w:lang w:val="en-US"/>
         </w:rPr>
       </w:pPr>
       <w:r>
         <w:rPr>
           <w:sz w:val="24"/>
           <w:szCs w:val="24"/>
-        </w:rPr>
-        <w:t>{{#with_representatives}}В присутствии представителей: {{/with_representatives}}</w:t>
+          <w:lang w:val="en-US"/>
+        </w:rPr>
+        <w:t>{{#with_representatives}}</w:t>
+      </w:r>
+      <w:r>
+        <w:rPr>
+          <w:sz w:val="24"/>
+          <w:szCs w:val="24"/>
+        </w:rPr>
+        <w:t>В</w:t>
+      </w:r>
+      <w:r>
+        <w:rPr>
+          <w:sz w:val="24"/>
+          <w:szCs w:val="24"/>
+          <w:lang w:val="en-US"/>
+        </w:rPr>
+        <w:t xml:space="preserve"> </w:t>
+      </w:r>
+      <w:r>
+        <w:rPr>
+          <w:sz w:val="24"/>
+          <w:szCs w:val="24"/>
+        </w:rPr>
+        <w:t>присутствии</w:t>
+      </w:r>
+      <w:r>
+        <w:rPr>
+          <w:sz w:val="24"/>
+          <w:szCs w:val="24"/>
+          <w:lang w:val="en-US"/>
+        </w:rPr>
+        <w:t xml:space="preserve"> </w:t>
+      </w:r>
+      <w:r>
+        <w:rPr>
+          <w:sz w:val="24"/>
+          <w:szCs w:val="24"/>
+        </w:rPr>
+        <w:t>представителей</w:t>
+      </w:r>
+      <w:r>
+        <w:rPr>
+          <w:sz w:val="24"/>
+          <w:szCs w:val="24"/>
+          <w:lang w:val="en-US"/>
+        </w:rPr>
+        <w:t>: {{/with_representatives}}</w:t>
       </w:r>
     </w:p>
     <w:p>
@@ -483,12 +530,14 @@
         <w:rPr>
           <w:sz w:val="24"/>
           <w:szCs w:val="24"/>
+          <w:lang w:val="en-US"/>
         </w:rPr>
       </w:pPr>
       <w:r>
         <w:rPr>
           <w:sz w:val="24"/>
           <w:szCs w:val="24"/>
+          <w:lang w:val="en-US"/>
         </w:rPr>
         <w:t>{{#representatives_top}}{{representative_organization}} {{representative_position}} {{representative_name}}{{/representatives_top}}</w:t>
       </w:r>
@@ -527,7 +576,21 @@
           <w:sz w:val="24"/>
           <w:szCs w:val="24"/>
         </w:rPr>
-        <w:t>замена</w:t>
+        <w:t xml:space="preserve">работа по </w:t>
+      </w:r>
+      <w:r>
+        <w:rPr>
+          <w:sz w:val="24"/>
+          <w:szCs w:val="24"/>
+        </w:rPr>
+        <w:t>замен</w:t>
+      </w:r>
+      <w:r>
+        <w:rPr>
+          <w:sz w:val="24"/>
+          <w:szCs w:val="24"/>
+        </w:rPr>
+        <w:t>е</w:t>
       </w:r>
       <w:r>
         <w:rPr>
@@ -571,6 +634,7 @@
           <w:bCs/>
           <w:sz w:val="24"/>
           <w:szCs w:val="24"/>
+          <w:lang w:val="en-US"/>
         </w:rPr>
       </w:pPr>
       <w:r>
@@ -578,6 +642,7 @@
           <w:b/>
           <w:sz w:val="24"/>
           <w:szCs w:val="24"/>
+          <w:lang w:val="en-US"/>
         </w:rPr>
         <w:t>{{connection_name}}</w:t>
       </w:r>
@@ -587,9 +652,28 @@
           <w:bCs/>
           <w:sz w:val="24"/>
           <w:szCs w:val="24"/>
+          <w:lang w:val="en-US"/>
         </w:rPr>
         <w:tab/>
-        <w:t>Ктт={{ct_ratio}}</w:t>
+      </w:r>
+      <w:r>
+        <w:rPr>
+          <w:b/>
+          <w:bCs/>
+          <w:sz w:val="24"/>
+          <w:szCs w:val="24"/>
+        </w:rPr>
+        <w:t>Ктт</w:t>
+      </w:r>
+      <w:r>
+        <w:rPr>
+          <w:b/>
+          <w:bCs/>
+          <w:sz w:val="24"/>
+          <w:szCs w:val="24"/>
+          <w:lang w:val="en-US"/>
+        </w:rPr>
+        <w:t>={{ct_ratio}}</w:t>
       </w:r>
     </w:p>
     <w:p>
@@ -1526,6 +1610,7 @@
                 <w:b/>
                 <w:sz w:val="24"/>
                 <w:szCs w:val="24"/>
+                <w:lang w:val="en-US"/>
               </w:rPr>
             </w:pPr>
             <w:r>
@@ -1533,6 +1618,7 @@
                 <w:b/>
                 <w:sz w:val="24"/>
                 <w:szCs w:val="24"/>
+                <w:lang w:val="en-US"/>
               </w:rPr>
               <w:t>{{#</w:t>
             </w:r>
@@ -1541,6 +1627,7 @@
                 <w:b/>
                 <w:sz w:val="24"/>
                 <w:szCs w:val="24"/>
+                <w:lang w:val="en-US"/>
               </w:rPr>
               <w:t>removed_</w:t>
             </w:r>
@@ -1549,6 +1636,7 @@
                 <w:b/>
                 <w:sz w:val="24"/>
                 <w:szCs w:val="24"/>
+                <w:lang w:val="en-US"/>
               </w:rPr>
               <w:t>current_transformers}}{{ct_phase}}</w:t>
             </w:r>
@@ -1638,14 +1726,26 @@
           <w:p>
             <w:pPr>
               <w:jc w:val="center"/>
-            </w:pPr>
-            <w:r>
+              <w:rPr>
+                <w:lang w:val="en-US"/>
+              </w:rPr>
+            </w:pPr>
+            <w:r>
+              <w:rPr>
+                <w:lang w:val="en-US"/>
+              </w:rPr>
               <w:t>{{ct_accuracy}}{{/</w:t>
             </w:r>
             <w:r>
+              <w:rPr>
+                <w:lang w:val="en-US"/>
+              </w:rPr>
               <w:t>removed_</w:t>
             </w:r>
             <w:r>
+              <w:rPr>
+                <w:lang w:val="en-US"/>
+              </w:rPr>
               <w:t>current_transformers}}</w:t>
             </w:r>
           </w:p>
@@ -1659,6 +1759,7 @@
           <w:b/>
           <w:sz w:val="24"/>
           <w:szCs w:val="24"/>
+          <w:lang w:val="en-US"/>
         </w:rPr>
       </w:pPr>
     </w:p>
@@ -1898,6 +1999,7 @@
                 <w:b/>
                 <w:sz w:val="24"/>
                 <w:szCs w:val="24"/>
+                <w:lang w:val="en-US"/>
               </w:rPr>
             </w:pPr>
             <w:r>
@@ -1905,6 +2007,7 @@
                 <w:b/>
                 <w:sz w:val="24"/>
                 <w:szCs w:val="24"/>
+                <w:lang w:val="en-US"/>
               </w:rPr>
               <w:t>{{#installed_current_transformers}}{{ct_phase}}</w:t>
             </w:r>
@@ -1988,8 +2091,14 @@
           <w:p>
             <w:pPr>
               <w:jc w:val="center"/>
-            </w:pPr>
-            <w:r>
+              <w:rPr>
+                <w:lang w:val="en-US"/>
+              </w:rPr>
+            </w:pPr>
+            <w:r>
+              <w:rPr>
+                <w:lang w:val="en-US"/>
+              </w:rPr>
               <w:t>{{ct_accuracy}}{{/installed_current_transformers}}</w:t>
             </w:r>
           </w:p>
@@ -2003,6 +2112,7 @@
           <w:b/>
           <w:sz w:val="24"/>
           <w:szCs w:val="24"/>
+          <w:lang w:val="en-US"/>
         </w:rPr>
       </w:pPr>
     </w:p>
@@ -2468,6 +2578,7 @@
           <w:rFonts w:ascii="Times New Roman CYR" w:hAnsi="Times New Roman CYR"/>
           <w:sz w:val="24"/>
           <w:szCs w:val="24"/>
+          <w:lang w:val="en-US"/>
         </w:rPr>
       </w:pPr>
       <w:r>
@@ -2475,6 +2586,7 @@
           <w:rFonts w:ascii="Times New Roman CYR" w:hAnsi="Times New Roman CYR"/>
           <w:sz w:val="24"/>
           <w:szCs w:val="24"/>
+          <w:lang w:val="en-US"/>
         </w:rPr>
         <w:lastRenderedPageBreak/>
         <w:t xml:space="preserve">{{employee_signature_title}} </w:t>
@@ -2484,6 +2596,7 @@
           <w:rFonts w:ascii="Times New Roman CYR" w:hAnsi="Times New Roman CYR"/>
           <w:sz w:val="24"/>
           <w:szCs w:val="24"/>
+          <w:lang w:val="en-US"/>
         </w:rPr>
         <w:tab/>
         <w:t>{{employee_name}}</w:t>
@@ -2499,6 +2612,7 @@
           <w:rFonts w:ascii="Times New Roman CYR" w:hAnsi="Times New Roman CYR"/>
           <w:sz w:val="24"/>
           <w:szCs w:val="24"/>
+          <w:lang w:val="en-US"/>
         </w:rPr>
       </w:pPr>
       <w:r>
@@ -2506,20 +2620,45 @@
           <w:rFonts w:ascii="Times New Roman CYR" w:hAnsi="Times New Roman CYR"/>
           <w:sz w:val="24"/>
           <w:szCs w:val="24"/>
-        </w:rPr>
-        <w:t>{{#representative_signature}}Представитель {{representative_organization}}</w:t>
+          <w:lang w:val="en-US"/>
+        </w:rPr>
+        <w:t>{{#representative_signature}}</w:t>
       </w:r>
       <w:r>
         <w:rPr>
           <w:rFonts w:ascii="Times New Roman CYR" w:hAnsi="Times New Roman CYR"/>
           <w:sz w:val="24"/>
           <w:szCs w:val="24"/>
+        </w:rPr>
+        <w:t>Представитель</w:t>
+      </w:r>
+      <w:r>
+        <w:rPr>
+          <w:rFonts w:ascii="Times New Roman CYR" w:hAnsi="Times New Roman CYR"/>
+          <w:sz w:val="24"/>
+          <w:szCs w:val="24"/>
+          <w:lang w:val="en-US"/>
+        </w:rPr>
+        <w:t xml:space="preserve"> {{representative_organization}}</w:t>
+      </w:r>
+      <w:r>
+        <w:rPr>
+          <w:rFonts w:ascii="Times New Roman CYR" w:hAnsi="Times New Roman CYR"/>
+          <w:sz w:val="24"/>
+          <w:szCs w:val="24"/>
+          <w:lang w:val="en-US"/>
         </w:rPr>
         <w:tab/>
         <w:t>{{representative_name}}{{/representative_signature}}</w:t>
       </w:r>
     </w:p>
-    <w:p/>
+    <w:p>
+      <w:pPr>
+        <w:rPr>
+          <w:lang w:val="en-US"/>
+        </w:rPr>
+      </w:pPr>
+    </w:p>
     <w:sectPr>
       <w:pgSz w:w="11906" w:h="16838"/>
       <w:pgMar w:top="0" w:right="424" w:bottom="0" w:left="720" w:header="708" w:footer="708" w:gutter="0"/>

--- a/templates/act_replace_ct.docx
+++ b/templates/act_replace_ct.docx
@@ -731,12 +731,14 @@
             <w:pPr>
               <w:jc w:val="center"/>
               <w:rPr>
-                <w:sz w:val="20"/>
-              </w:rPr>
-            </w:pPr>
-            <w:r>
-              <w:rPr>
-                <w:sz w:val="20"/>
+                <w:sz w:val="24"/>
+                <w:szCs w:val="24"/>
+              </w:rPr>
+            </w:pPr>
+            <w:r>
+              <w:rPr>
+                <w:sz w:val="24"/>
+                <w:szCs w:val="24"/>
               </w:rPr>
               <w:t>Тип прибора учета</w:t>
             </w:r>
@@ -758,12 +760,14 @@
             <w:pPr>
               <w:jc w:val="center"/>
               <w:rPr>
-                <w:sz w:val="20"/>
-              </w:rPr>
-            </w:pPr>
-            <w:r>
-              <w:rPr>
-                <w:sz w:val="20"/>
+                <w:sz w:val="24"/>
+                <w:szCs w:val="24"/>
+              </w:rPr>
+            </w:pPr>
+            <w:r>
+              <w:rPr>
+                <w:sz w:val="24"/>
+                <w:szCs w:val="24"/>
               </w:rPr>
               <w:t>Заводской номер</w:t>
             </w:r>
@@ -786,12 +790,14 @@
             <w:pPr>
               <w:jc w:val="center"/>
               <w:rPr>
-                <w:sz w:val="20"/>
-              </w:rPr>
-            </w:pPr>
-            <w:r>
-              <w:rPr>
-                <w:sz w:val="20"/>
+                <w:sz w:val="24"/>
+                <w:szCs w:val="24"/>
+              </w:rPr>
+            </w:pPr>
+            <w:r>
+              <w:rPr>
+                <w:sz w:val="24"/>
+                <w:szCs w:val="24"/>
               </w:rPr>
               <w:t>Показания</w:t>
             </w:r>
@@ -813,12 +819,14 @@
             <w:pPr>
               <w:jc w:val="center"/>
               <w:rPr>
-                <w:sz w:val="20"/>
-              </w:rPr>
-            </w:pPr>
-            <w:r>
-              <w:rPr>
-                <w:sz w:val="20"/>
+                <w:sz w:val="24"/>
+                <w:szCs w:val="24"/>
+              </w:rPr>
+            </w:pPr>
+            <w:r>
+              <w:rPr>
+                <w:sz w:val="24"/>
+                <w:szCs w:val="24"/>
               </w:rPr>
               <w:t>Класс точности</w:t>
             </w:r>
@@ -840,12 +848,14 @@
             <w:pPr>
               <w:jc w:val="center"/>
               <w:rPr>
-                <w:sz w:val="20"/>
-              </w:rPr>
-            </w:pPr>
-            <w:r>
-              <w:rPr>
-                <w:sz w:val="20"/>
+                <w:sz w:val="24"/>
+                <w:szCs w:val="24"/>
+              </w:rPr>
+            </w:pPr>
+            <w:r>
+              <w:rPr>
+                <w:sz w:val="24"/>
+                <w:szCs w:val="24"/>
               </w:rPr>
               <w:t>Год поверки</w:t>
             </w:r>
@@ -1437,9 +1447,22 @@
                 <w:sz w:val="24"/>
                 <w:szCs w:val="24"/>
               </w:rPr>
-              <w:t>Наименование</w:t>
-            </w:r>
-          </w:p>
+              <w:t>Наименование фазы</w:t>
+            </w:r>
+          </w:p>
+        </w:tc>
+        <w:tc>
+          <w:tcPr>
+            <w:tcW w:w="1238" w:type="dxa"/>
+            <w:tcBorders>
+              <w:top w:val="single" w:sz="4" w:space="0" w:color="auto"/>
+              <w:left w:val="single" w:sz="4" w:space="0" w:color="auto"/>
+              <w:bottom w:val="single" w:sz="4" w:space="0" w:color="auto"/>
+              <w:right w:val="single" w:sz="4" w:space="0" w:color="auto"/>
+            </w:tcBorders>
+            <w:vAlign w:val="center"/>
+            <w:hideMark/>
+          </w:tcPr>
           <w:p>
             <w:pPr>
               <w:jc w:val="center"/>
@@ -1453,13 +1476,13 @@
                 <w:sz w:val="24"/>
                 <w:szCs w:val="24"/>
               </w:rPr>
-              <w:t xml:space="preserve"> фазы</w:t>
-            </w:r>
-          </w:p>
-        </w:tc>
-        <w:tc>
-          <w:tcPr>
-            <w:tcW w:w="1238" w:type="dxa"/>
+              <w:t>Ктт</w:t>
+            </w:r>
+          </w:p>
+        </w:tc>
+        <w:tc>
+          <w:tcPr>
+            <w:tcW w:w="2470" w:type="dxa"/>
             <w:tcBorders>
               <w:top w:val="single" w:sz="4" w:space="0" w:color="auto"/>
               <w:left w:val="single" w:sz="4" w:space="0" w:color="auto"/>
@@ -1482,13 +1505,13 @@
                 <w:sz w:val="24"/>
                 <w:szCs w:val="24"/>
               </w:rPr>
-              <w:t>Ктт</w:t>
-            </w:r>
-          </w:p>
-        </w:tc>
-        <w:tc>
-          <w:tcPr>
-            <w:tcW w:w="2470" w:type="dxa"/>
+              <w:t>Тип ТТ</w:t>
+            </w:r>
+          </w:p>
+        </w:tc>
+        <w:tc>
+          <w:tcPr>
+            <w:tcW w:w="3186" w:type="dxa"/>
             <w:tcBorders>
               <w:top w:val="single" w:sz="4" w:space="0" w:color="auto"/>
               <w:left w:val="single" w:sz="4" w:space="0" w:color="auto"/>
@@ -1511,13 +1534,13 @@
                 <w:sz w:val="24"/>
                 <w:szCs w:val="24"/>
               </w:rPr>
-              <w:t>Тип ТТ</w:t>
-            </w:r>
-          </w:p>
-        </w:tc>
-        <w:tc>
-          <w:tcPr>
-            <w:tcW w:w="3186" w:type="dxa"/>
+              <w:t>Заводской номер</w:t>
+            </w:r>
+          </w:p>
+        </w:tc>
+        <w:tc>
+          <w:tcPr>
+            <w:tcW w:w="2130" w:type="dxa"/>
             <w:tcBorders>
               <w:top w:val="single" w:sz="4" w:space="0" w:color="auto"/>
               <w:left w:val="single" w:sz="4" w:space="0" w:color="auto"/>
@@ -1540,52 +1563,7 @@
                 <w:sz w:val="24"/>
                 <w:szCs w:val="24"/>
               </w:rPr>
-              <w:t>Заводской номер</w:t>
-            </w:r>
-          </w:p>
-        </w:tc>
-        <w:tc>
-          <w:tcPr>
-            <w:tcW w:w="2130" w:type="dxa"/>
-            <w:tcBorders>
-              <w:top w:val="single" w:sz="4" w:space="0" w:color="auto"/>
-              <w:left w:val="single" w:sz="4" w:space="0" w:color="auto"/>
-              <w:bottom w:val="single" w:sz="4" w:space="0" w:color="auto"/>
-              <w:right w:val="single" w:sz="4" w:space="0" w:color="auto"/>
-            </w:tcBorders>
-            <w:vAlign w:val="center"/>
-            <w:hideMark/>
-          </w:tcPr>
-          <w:p>
-            <w:pPr>
-              <w:jc w:val="center"/>
-              <w:rPr>
-                <w:sz w:val="24"/>
-                <w:szCs w:val="24"/>
-              </w:rPr>
-            </w:pPr>
-            <w:r>
-              <w:rPr>
-                <w:sz w:val="24"/>
-                <w:szCs w:val="24"/>
-              </w:rPr>
-              <w:t>Класс</w:t>
-            </w:r>
-          </w:p>
-          <w:p>
-            <w:pPr>
-              <w:jc w:val="center"/>
-              <w:rPr>
-                <w:sz w:val="24"/>
-                <w:szCs w:val="24"/>
-              </w:rPr>
-            </w:pPr>
-            <w:r>
-              <w:rPr>
-                <w:sz w:val="24"/>
-                <w:szCs w:val="24"/>
-              </w:rPr>
-              <w:t xml:space="preserve"> точности</w:t>
+              <w:t>Класс точности</w:t>
             </w:r>
           </w:p>
         </w:tc>
@@ -1826,9 +1804,22 @@
                 <w:sz w:val="24"/>
                 <w:szCs w:val="24"/>
               </w:rPr>
-              <w:t>Наименование</w:t>
-            </w:r>
-          </w:p>
+              <w:t>Наименование фазы</w:t>
+            </w:r>
+          </w:p>
+        </w:tc>
+        <w:tc>
+          <w:tcPr>
+            <w:tcW w:w="1238" w:type="dxa"/>
+            <w:tcBorders>
+              <w:top w:val="single" w:sz="4" w:space="0" w:color="auto"/>
+              <w:left w:val="single" w:sz="4" w:space="0" w:color="auto"/>
+              <w:bottom w:val="single" w:sz="4" w:space="0" w:color="auto"/>
+              <w:right w:val="single" w:sz="4" w:space="0" w:color="auto"/>
+            </w:tcBorders>
+            <w:vAlign w:val="center"/>
+            <w:hideMark/>
+          </w:tcPr>
           <w:p>
             <w:pPr>
               <w:jc w:val="center"/>
@@ -1842,13 +1833,13 @@
                 <w:sz w:val="24"/>
                 <w:szCs w:val="24"/>
               </w:rPr>
-              <w:t xml:space="preserve"> фазы</w:t>
-            </w:r>
-          </w:p>
-        </w:tc>
-        <w:tc>
-          <w:tcPr>
-            <w:tcW w:w="1238" w:type="dxa"/>
+              <w:t>Ктт</w:t>
+            </w:r>
+          </w:p>
+        </w:tc>
+        <w:tc>
+          <w:tcPr>
+            <w:tcW w:w="2470" w:type="dxa"/>
             <w:tcBorders>
               <w:top w:val="single" w:sz="4" w:space="0" w:color="auto"/>
               <w:left w:val="single" w:sz="4" w:space="0" w:color="auto"/>
@@ -1871,13 +1862,13 @@
                 <w:sz w:val="24"/>
                 <w:szCs w:val="24"/>
               </w:rPr>
-              <w:t>Ктт</w:t>
-            </w:r>
-          </w:p>
-        </w:tc>
-        <w:tc>
-          <w:tcPr>
-            <w:tcW w:w="2470" w:type="dxa"/>
+              <w:t>Тип ТТ</w:t>
+            </w:r>
+          </w:p>
+        </w:tc>
+        <w:tc>
+          <w:tcPr>
+            <w:tcW w:w="3186" w:type="dxa"/>
             <w:tcBorders>
               <w:top w:val="single" w:sz="4" w:space="0" w:color="auto"/>
               <w:left w:val="single" w:sz="4" w:space="0" w:color="auto"/>
@@ -1900,13 +1891,13 @@
                 <w:sz w:val="24"/>
                 <w:szCs w:val="24"/>
               </w:rPr>
-              <w:t>Тип ТТ</w:t>
-            </w:r>
-          </w:p>
-        </w:tc>
-        <w:tc>
-          <w:tcPr>
-            <w:tcW w:w="3186" w:type="dxa"/>
+              <w:t>Заводской номер</w:t>
+            </w:r>
+          </w:p>
+        </w:tc>
+        <w:tc>
+          <w:tcPr>
+            <w:tcW w:w="2130" w:type="dxa"/>
             <w:tcBorders>
               <w:top w:val="single" w:sz="4" w:space="0" w:color="auto"/>
               <w:left w:val="single" w:sz="4" w:space="0" w:color="auto"/>
@@ -1929,52 +1920,7 @@
                 <w:sz w:val="24"/>
                 <w:szCs w:val="24"/>
               </w:rPr>
-              <w:t>Заводской номер</w:t>
-            </w:r>
-          </w:p>
-        </w:tc>
-        <w:tc>
-          <w:tcPr>
-            <w:tcW w:w="2130" w:type="dxa"/>
-            <w:tcBorders>
-              <w:top w:val="single" w:sz="4" w:space="0" w:color="auto"/>
-              <w:left w:val="single" w:sz="4" w:space="0" w:color="auto"/>
-              <w:bottom w:val="single" w:sz="4" w:space="0" w:color="auto"/>
-              <w:right w:val="single" w:sz="4" w:space="0" w:color="auto"/>
-            </w:tcBorders>
-            <w:vAlign w:val="center"/>
-            <w:hideMark/>
-          </w:tcPr>
-          <w:p>
-            <w:pPr>
-              <w:jc w:val="center"/>
-              <w:rPr>
-                <w:sz w:val="24"/>
-                <w:szCs w:val="24"/>
-              </w:rPr>
-            </w:pPr>
-            <w:r>
-              <w:rPr>
-                <w:sz w:val="24"/>
-                <w:szCs w:val="24"/>
-              </w:rPr>
-              <w:t>Класс</w:t>
-            </w:r>
-          </w:p>
-          <w:p>
-            <w:pPr>
-              <w:jc w:val="center"/>
-              <w:rPr>
-                <w:sz w:val="24"/>
-                <w:szCs w:val="24"/>
-              </w:rPr>
-            </w:pPr>
-            <w:r>
-              <w:rPr>
-                <w:sz w:val="24"/>
-                <w:szCs w:val="24"/>
-              </w:rPr>
-              <w:t xml:space="preserve"> точности</w:t>
+              <w:t>Класс точности</w:t>
             </w:r>
           </w:p>
         </w:tc>
@@ -2588,7 +2534,6 @@
           <w:szCs w:val="24"/>
           <w:lang w:val="en-US"/>
         </w:rPr>
-        <w:lastRenderedPageBreak/>
         <w:t xml:space="preserve">{{employee_signature_title}} </w:t>
       </w:r>
       <w:r>

--- a/templates/act_replace_ct.docx
+++ b/templates/act_replace_ct.docx
@@ -707,10 +707,10 @@
         <w:tblLook w:val="01E0" w:firstRow="1" w:lastRow="1" w:firstColumn="1" w:lastColumn="1" w:noHBand="0" w:noVBand="0"/>
       </w:tblPr>
       <w:tblGrid>
-        <w:gridCol w:w="2364"/>
         <w:gridCol w:w="2138"/>
-        <w:gridCol w:w="895"/>
-        <w:gridCol w:w="2155"/>
+        <w:gridCol w:w="2138"/>
+        <w:gridCol w:w="957"/>
+        <w:gridCol w:w="2330"/>
         <w:gridCol w:w="1749"/>
         <w:gridCol w:w="1423"/>
       </w:tblGrid>
@@ -924,14 +924,14 @@
           <w:p>
             <w:pPr>
               <w:rPr>
-                <w:sz w:val="22"/>
-                <w:szCs w:val="22"/>
-              </w:rPr>
-            </w:pPr>
-            <w:r>
-              <w:rPr>
-                <w:sz w:val="22"/>
-                <w:szCs w:val="22"/>
+                <w:sz w:val="24"/>
+                <w:szCs w:val="24"/>
+              </w:rPr>
+            </w:pPr>
+            <w:r>
+              <w:rPr>
+                <w:sz w:val="24"/>
+                <w:szCs w:val="24"/>
               </w:rPr>
               <w:t>А(отд.)</w:t>
             </w:r>
@@ -951,14 +951,14 @@
           <w:p>
             <w:pPr>
               <w:rPr>
-                <w:sz w:val="22"/>
-                <w:szCs w:val="22"/>
-              </w:rPr>
-            </w:pPr>
-            <w:r>
-              <w:rPr>
-                <w:sz w:val="22"/>
-                <w:szCs w:val="22"/>
+                <w:sz w:val="24"/>
+                <w:szCs w:val="24"/>
+              </w:rPr>
+            </w:pPr>
+            <w:r>
+              <w:rPr>
+                <w:sz w:val="24"/>
+                <w:szCs w:val="24"/>
               </w:rPr>
               <w:t>{{reading_a_plus}}</w:t>
             </w:r>
@@ -1057,14 +1057,14 @@
           <w:p>
             <w:pPr>
               <w:rPr>
-                <w:sz w:val="22"/>
-                <w:szCs w:val="22"/>
-              </w:rPr>
-            </w:pPr>
-            <w:r>
-              <w:rPr>
-                <w:sz w:val="22"/>
-                <w:szCs w:val="22"/>
+                <w:sz w:val="24"/>
+                <w:szCs w:val="24"/>
+              </w:rPr>
+            </w:pPr>
+            <w:r>
+              <w:rPr>
+                <w:sz w:val="24"/>
+                <w:szCs w:val="24"/>
               </w:rPr>
               <w:t>А(пр.)</w:t>
             </w:r>
@@ -1084,14 +1084,14 @@
           <w:p>
             <w:pPr>
               <w:rPr>
-                <w:sz w:val="22"/>
-                <w:szCs w:val="22"/>
-              </w:rPr>
-            </w:pPr>
-            <w:r>
-              <w:rPr>
-                <w:sz w:val="22"/>
-                <w:szCs w:val="22"/>
+                <w:sz w:val="24"/>
+                <w:szCs w:val="24"/>
+              </w:rPr>
+            </w:pPr>
+            <w:r>
+              <w:rPr>
+                <w:sz w:val="24"/>
+                <w:szCs w:val="24"/>
               </w:rPr>
               <w:t>{{reading_a_minus}}</w:t>
             </w:r>
@@ -1176,14 +1176,14 @@
           <w:p>
             <w:pPr>
               <w:rPr>
-                <w:sz w:val="22"/>
-                <w:szCs w:val="22"/>
-              </w:rPr>
-            </w:pPr>
-            <w:r>
-              <w:rPr>
-                <w:sz w:val="22"/>
-                <w:szCs w:val="22"/>
+                <w:sz w:val="24"/>
+                <w:szCs w:val="24"/>
+              </w:rPr>
+            </w:pPr>
+            <w:r>
+              <w:rPr>
+                <w:sz w:val="24"/>
+                <w:szCs w:val="24"/>
               </w:rPr>
               <w:t>R(отд.)</w:t>
             </w:r>
@@ -1203,14 +1203,14 @@
           <w:p>
             <w:pPr>
               <w:rPr>
-                <w:sz w:val="22"/>
-                <w:szCs w:val="22"/>
-              </w:rPr>
-            </w:pPr>
-            <w:r>
-              <w:rPr>
-                <w:sz w:val="22"/>
-                <w:szCs w:val="22"/>
+                <w:sz w:val="24"/>
+                <w:szCs w:val="24"/>
+              </w:rPr>
+            </w:pPr>
+            <w:r>
+              <w:rPr>
+                <w:sz w:val="24"/>
+                <w:szCs w:val="24"/>
               </w:rPr>
               <w:t>{{reading_r_plus}}</w:t>
             </w:r>
@@ -1295,14 +1295,14 @@
           <w:p>
             <w:pPr>
               <w:rPr>
-                <w:sz w:val="22"/>
-                <w:szCs w:val="22"/>
-              </w:rPr>
-            </w:pPr>
-            <w:r>
-              <w:rPr>
-                <w:sz w:val="22"/>
-                <w:szCs w:val="22"/>
+                <w:sz w:val="24"/>
+                <w:szCs w:val="24"/>
+              </w:rPr>
+            </w:pPr>
+            <w:r>
+              <w:rPr>
+                <w:sz w:val="24"/>
+                <w:szCs w:val="24"/>
               </w:rPr>
               <w:t>R(пр.)</w:t>
             </w:r>
@@ -1322,14 +1322,14 @@
           <w:p>
             <w:pPr>
               <w:rPr>
-                <w:sz w:val="22"/>
-                <w:szCs w:val="22"/>
-              </w:rPr>
-            </w:pPr>
-            <w:r>
-              <w:rPr>
-                <w:sz w:val="22"/>
-                <w:szCs w:val="22"/>
+                <w:sz w:val="24"/>
+                <w:szCs w:val="24"/>
+              </w:rPr>
+            </w:pPr>
+            <w:r>
+              <w:rPr>
+                <w:sz w:val="24"/>
+                <w:szCs w:val="24"/>
               </w:rPr>
               <w:t>{{reading_r_minus}}</w:t>
             </w:r>
@@ -2502,6 +2502,7 @@
           <w:sz w:val="24"/>
           <w:szCs w:val="24"/>
         </w:rPr>
+        <w:lastRenderedPageBreak/>
         <w:t>Клеммная крышка прибора учета опломбирована пломбами: {{seal_number}}</w:t>
       </w:r>
     </w:p>
